--- a/docs_laura/ver con Laura/Contrato.docx
+++ b/docs_laura/ver con Laura/Contrato.docx
@@ -194,23 +194,13 @@
           <w:szCs w:val="36"/>
         </w:rPr>
       </w:pPr>
-      <w:proofErr w:type="gramStart"/>
-      <w:r>
-        <w:rPr>
-          <w:rFonts w:asciiTheme="majorHAnsi" w:hAnsiTheme="majorHAnsi"/>
-          <w:sz w:val="24"/>
-          <w:szCs w:val="36"/>
-        </w:rPr>
-        <w:t>Y</w:t>
-      </w:r>
-      <w:proofErr w:type="gramEnd"/>
-      <w:r>
-        <w:rPr>
-          <w:rFonts w:asciiTheme="majorHAnsi" w:hAnsiTheme="majorHAnsi"/>
-          <w:sz w:val="24"/>
-          <w:szCs w:val="36"/>
-        </w:rPr>
-        <w:t xml:space="preserve"> de otra parte, </w:t>
+      <w:r>
+        <w:rPr>
+          <w:rFonts w:asciiTheme="majorHAnsi" w:hAnsiTheme="majorHAnsi"/>
+          <w:sz w:val="24"/>
+          <w:szCs w:val="36"/>
+        </w:rPr>
+        <w:t xml:space="preserve">Y de otra parte, </w:t>
       </w:r>
       <w:r>
         <w:rPr>
@@ -400,25 +390,7 @@
           <w:sz w:val="24"/>
           <w:szCs w:val="36"/>
         </w:rPr>
-        <w:t xml:space="preserve"> está interesada en contratar los servicios del Prestador para el diseño, desarrollo, despliegue y mantenimiento de su plataforma web y panel de administración (</w:t>
-      </w:r>
-      <w:proofErr w:type="spellStart"/>
-      <w:r>
-        <w:rPr>
-          <w:rFonts w:asciiTheme="majorHAnsi" w:hAnsiTheme="majorHAnsi"/>
-          <w:sz w:val="24"/>
-          <w:szCs w:val="36"/>
-        </w:rPr>
-        <w:t>dashboard</w:t>
-      </w:r>
-      <w:proofErr w:type="spellEnd"/>
-      <w:r>
-        <w:rPr>
-          <w:rFonts w:asciiTheme="majorHAnsi" w:hAnsiTheme="majorHAnsi"/>
-          <w:sz w:val="24"/>
-          <w:szCs w:val="36"/>
-        </w:rPr>
-        <w:t>) para la gestión de sus actividades, cursos y retiros.</w:t>
+        <w:t xml:space="preserve"> está interesada en contratar los servicios del Prestador para el diseño, desarrollo, despliegue y mantenimiento de su plataforma web y panel de administración (dashboard) para la gestión de sus actividades, cursos y retiros.</w:t>
       </w:r>
     </w:p>
     <w:p>
@@ -582,27 +554,15 @@
           <w:szCs w:val="36"/>
         </w:rPr>
       </w:pPr>
-      <w:proofErr w:type="spellStart"/>
-      <w:r>
-        <w:rPr>
-          <w:rFonts w:asciiTheme="majorHAnsi" w:hAnsiTheme="majorHAnsi"/>
-          <w:b/>
-          <w:bCs/>
-          <w:sz w:val="24"/>
-          <w:szCs w:val="36"/>
-        </w:rPr>
-        <w:t>Dashboard</w:t>
-      </w:r>
-      <w:proofErr w:type="spellEnd"/>
-      <w:r>
-        <w:rPr>
-          <w:rFonts w:asciiTheme="majorHAnsi" w:hAnsiTheme="majorHAnsi"/>
-          <w:b/>
-          <w:bCs/>
-          <w:sz w:val="24"/>
-          <w:szCs w:val="36"/>
-        </w:rPr>
-        <w:t xml:space="preserve"> de Administración:</w:t>
+      <w:r>
+        <w:rPr>
+          <w:rFonts w:asciiTheme="majorHAnsi" w:hAnsiTheme="majorHAnsi"/>
+          <w:b/>
+          <w:bCs/>
+          <w:sz w:val="24"/>
+          <w:szCs w:val="36"/>
+        </w:rPr>
+        <w:t>Dashboard de Administración:</w:t>
       </w:r>
       <w:r>
         <w:rPr>
@@ -755,29 +715,7 @@
           <w:sz w:val="24"/>
           <w:szCs w:val="36"/>
         </w:rPr>
-        <w:t xml:space="preserve">Por el Desarrollo Inicial (Web y </w:t>
-      </w:r>
-      <w:proofErr w:type="spellStart"/>
-      <w:r>
-        <w:rPr>
-          <w:rFonts w:asciiTheme="majorHAnsi" w:hAnsiTheme="majorHAnsi"/>
-          <w:b/>
-          <w:bCs/>
-          <w:sz w:val="24"/>
-          <w:szCs w:val="36"/>
-        </w:rPr>
-        <w:t>Dashboard</w:t>
-      </w:r>
-      <w:proofErr w:type="spellEnd"/>
-      <w:r>
-        <w:rPr>
-          <w:rFonts w:asciiTheme="majorHAnsi" w:hAnsiTheme="majorHAnsi"/>
-          <w:b/>
-          <w:bCs/>
-          <w:sz w:val="24"/>
-          <w:szCs w:val="36"/>
-        </w:rPr>
-        <w:t>):</w:t>
+        <w:t>Por el Desarrollo Inicial (Web y Dashboard):</w:t>
       </w:r>
       <w:r>
         <w:rPr>
@@ -804,112 +742,6 @@
           <w:szCs w:val="36"/>
         </w:rPr>
         <w:t xml:space="preserve"> €, que se abonará de la siguiente forma:</w:t>
-      </w:r>
-    </w:p>
-    <w:p>
-      <w:pPr>
-        <w:numPr>
-          <w:ilvl w:val="1"/>
-          <w:numId w:val="2"/>
-        </w:numPr>
-        <w:rPr>
-          <w:rFonts w:asciiTheme="majorHAnsi" w:hAnsiTheme="majorHAnsi"/>
-          <w:sz w:val="24"/>
-          <w:szCs w:val="36"/>
-        </w:rPr>
-      </w:pPr>
-      <w:r>
-        <w:rPr>
-          <w:rFonts w:asciiTheme="majorHAnsi" w:hAnsiTheme="majorHAnsi"/>
-          <w:b/>
-          <w:bCs/>
-          <w:sz w:val="24"/>
-          <w:szCs w:val="36"/>
-        </w:rPr>
-        <w:t xml:space="preserve">[Porcentaje, </w:t>
-      </w:r>
-      <w:proofErr w:type="spellStart"/>
-      <w:r>
-        <w:rPr>
-          <w:rFonts w:asciiTheme="majorHAnsi" w:hAnsiTheme="majorHAnsi"/>
-          <w:b/>
-          <w:bCs/>
-          <w:sz w:val="24"/>
-          <w:szCs w:val="36"/>
-        </w:rPr>
-        <w:t>ej</w:t>
-      </w:r>
-      <w:proofErr w:type="spellEnd"/>
-      <w:r>
-        <w:rPr>
-          <w:rFonts w:asciiTheme="majorHAnsi" w:hAnsiTheme="majorHAnsi"/>
-          <w:b/>
-          <w:bCs/>
-          <w:sz w:val="24"/>
-          <w:szCs w:val="36"/>
-        </w:rPr>
-        <w:t>: 50%]</w:t>
-      </w:r>
-      <w:r>
-        <w:rPr>
-          <w:rFonts w:asciiTheme="majorHAnsi" w:hAnsiTheme="majorHAnsi"/>
-          <w:sz w:val="24"/>
-          <w:szCs w:val="36"/>
-        </w:rPr>
-        <w:t xml:space="preserve"> a la firma de este contrato en concepto de señal y reserva de desarrollo.</w:t>
-      </w:r>
-    </w:p>
-    <w:p>
-      <w:pPr>
-        <w:numPr>
-          <w:ilvl w:val="1"/>
-          <w:numId w:val="2"/>
-        </w:numPr>
-        <w:rPr>
-          <w:rFonts w:asciiTheme="majorHAnsi" w:hAnsiTheme="majorHAnsi"/>
-          <w:sz w:val="24"/>
-          <w:szCs w:val="36"/>
-        </w:rPr>
-      </w:pPr>
-      <w:r>
-        <w:rPr>
-          <w:rFonts w:asciiTheme="majorHAnsi" w:hAnsiTheme="majorHAnsi"/>
-          <w:b/>
-          <w:bCs/>
-          <w:sz w:val="24"/>
-          <w:szCs w:val="36"/>
-        </w:rPr>
-        <w:t xml:space="preserve">[Porcentaje, </w:t>
-      </w:r>
-      <w:proofErr w:type="spellStart"/>
-      <w:r>
-        <w:rPr>
-          <w:rFonts w:asciiTheme="majorHAnsi" w:hAnsiTheme="majorHAnsi"/>
-          <w:b/>
-          <w:bCs/>
-          <w:sz w:val="24"/>
-          <w:szCs w:val="36"/>
-        </w:rPr>
-        <w:t>ej</w:t>
-      </w:r>
-      <w:proofErr w:type="spellEnd"/>
-      <w:r>
-        <w:rPr>
-          <w:rFonts w:asciiTheme="majorHAnsi" w:hAnsiTheme="majorHAnsi"/>
-          <w:b/>
-          <w:bCs/>
-          <w:sz w:val="24"/>
-          <w:szCs w:val="36"/>
-        </w:rPr>
-        <w:t>: 50%]</w:t>
-      </w:r>
-      <w:r>
-        <w:rPr>
-          <w:rFonts w:asciiTheme="majorHAnsi" w:hAnsiTheme="majorHAnsi"/>
-          <w:sz w:val="24"/>
-          <w:szCs w:val="36"/>
-        </w:rPr>
-        <w:t xml:space="preserve"> a la entrega, testeo final y puesta en marcha de la web.</w:t>
       </w:r>
     </w:p>
     <w:p>
@@ -1038,25 +870,7 @@
           <w:sz w:val="24"/>
           <w:szCs w:val="36"/>
         </w:rPr>
-        <w:t xml:space="preserve"> El Prestador se compromete a entregar la web y el </w:t>
-      </w:r>
-      <w:proofErr w:type="spellStart"/>
-      <w:r>
-        <w:rPr>
-          <w:rFonts w:asciiTheme="majorHAnsi" w:hAnsiTheme="majorHAnsi"/>
-          <w:sz w:val="24"/>
-          <w:szCs w:val="36"/>
-        </w:rPr>
-        <w:t>dashboard</w:t>
-      </w:r>
-      <w:proofErr w:type="spellEnd"/>
-      <w:r>
-        <w:rPr>
-          <w:rFonts w:asciiTheme="majorHAnsi" w:hAnsiTheme="majorHAnsi"/>
-          <w:sz w:val="24"/>
-          <w:szCs w:val="36"/>
-        </w:rPr>
-        <w:t xml:space="preserve"> en un plazo estimado de </w:t>
+        <w:t xml:space="preserve"> El Prestador se compromete a entregar la web y el dashboard en un plazo estimado de </w:t>
       </w:r>
       <w:r>
         <w:rPr>
@@ -1131,29 +945,7 @@
           <w:sz w:val="24"/>
           <w:szCs w:val="36"/>
         </w:rPr>
-        <w:t>[</w:t>
-      </w:r>
-      <w:proofErr w:type="spellStart"/>
-      <w:r>
-        <w:rPr>
-          <w:rFonts w:asciiTheme="majorHAnsi" w:hAnsiTheme="majorHAnsi"/>
-          <w:b/>
-          <w:bCs/>
-          <w:sz w:val="24"/>
-          <w:szCs w:val="36"/>
-        </w:rPr>
-        <w:t>ej</w:t>
-      </w:r>
-      <w:proofErr w:type="spellEnd"/>
-      <w:r>
-        <w:rPr>
-          <w:rFonts w:asciiTheme="majorHAnsi" w:hAnsiTheme="majorHAnsi"/>
-          <w:b/>
-          <w:bCs/>
-          <w:sz w:val="24"/>
-          <w:szCs w:val="36"/>
-        </w:rPr>
-        <w:t>: 1 año]</w:t>
+        <w:t>[ej: 1 año]</w:t>
       </w:r>
       <w:r>
         <w:rPr>
@@ -1266,29 +1058,7 @@
           <w:sz w:val="24"/>
           <w:szCs w:val="36"/>
         </w:rPr>
-        <w:t>[</w:t>
-      </w:r>
-      <w:proofErr w:type="spellStart"/>
-      <w:r>
-        <w:rPr>
-          <w:rFonts w:asciiTheme="majorHAnsi" w:hAnsiTheme="majorHAnsi"/>
-          <w:b/>
-          <w:bCs/>
-          <w:sz w:val="24"/>
-          <w:szCs w:val="36"/>
-        </w:rPr>
-        <w:t>ej</w:t>
-      </w:r>
-      <w:proofErr w:type="spellEnd"/>
-      <w:r>
-        <w:rPr>
-          <w:rFonts w:asciiTheme="majorHAnsi" w:hAnsiTheme="majorHAnsi"/>
-          <w:b/>
-          <w:bCs/>
-          <w:sz w:val="24"/>
-          <w:szCs w:val="36"/>
-        </w:rPr>
-        <w:t>: 10 días]</w:t>
+        <w:t>[ej: 10 días]</w:t>
       </w:r>
       <w:r>
         <w:rPr>
@@ -1338,25 +1108,7 @@
           <w:sz w:val="24"/>
           <w:szCs w:val="36"/>
         </w:rPr>
-        <w:t>Responder de forma diligente a las revisiones o aprobaciones de diseño/</w:t>
-      </w:r>
-      <w:proofErr w:type="gramStart"/>
-      <w:r>
-        <w:rPr>
-          <w:rFonts w:asciiTheme="majorHAnsi" w:hAnsiTheme="majorHAnsi"/>
-          <w:sz w:val="24"/>
-          <w:szCs w:val="36"/>
-        </w:rPr>
-        <w:t>funcionalidad solicitadas</w:t>
-      </w:r>
-      <w:proofErr w:type="gramEnd"/>
-      <w:r>
-        <w:rPr>
-          <w:rFonts w:asciiTheme="majorHAnsi" w:hAnsiTheme="majorHAnsi"/>
-          <w:sz w:val="24"/>
-          <w:szCs w:val="36"/>
-        </w:rPr>
-        <w:t xml:space="preserve"> por el Prestador.</w:t>
+        <w:t>Responder de forma diligente a las revisiones o aprobaciones de diseño/funcionalidad solicitadas por el Prestador.</w:t>
       </w:r>
     </w:p>
     <w:p>
@@ -1420,85 +1172,63 @@
           <w:sz w:val="24"/>
           <w:szCs w:val="36"/>
         </w:rPr>
-        <w:t xml:space="preserve"> los derechos de explotación y uso comercial de la interfaz de la página web. El Prestador </w:t>
-      </w:r>
-      <w:r>
-        <w:rPr>
-          <w:rFonts w:asciiTheme="majorHAnsi" w:hAnsiTheme="majorHAnsi"/>
+        <w:t xml:space="preserve"> los derechos de explotación y uso comercial de la interfaz de la página web. El Prestador mantendrá la propiedad intelectual del código base o herramientas propias no exclusivas utilizadas para el desarrollo.</w:t>
+      </w:r>
+    </w:p>
+    <w:p>
+      <w:pPr>
+        <w:rPr>
+          <w:rFonts w:asciiTheme="majorHAnsi" w:hAnsiTheme="majorHAnsi"/>
+          <w:sz w:val="24"/>
+          <w:szCs w:val="36"/>
+        </w:rPr>
+      </w:pPr>
+      <w:r>
+        <w:rPr>
+          <w:rFonts w:asciiTheme="majorHAnsi" w:hAnsiTheme="majorHAnsi"/>
+          <w:sz w:val="24"/>
+          <w:szCs w:val="36"/>
+        </w:rPr>
+        <w:t>Sin embargo, para garantizar la estabilidad técnica, la seguridad de los datos de los usuarios y la correcta sincronización de la plataforma con el sistema de base de datos (</w:t>
+      </w:r>
+      <w:r>
+        <w:rPr>
+          <w:rFonts w:asciiTheme="majorHAnsi" w:hAnsiTheme="majorHAnsi"/>
+          <w:b/>
+          <w:bCs/>
+          <w:sz w:val="24"/>
+          <w:szCs w:val="36"/>
+        </w:rPr>
+        <w:t>Supabase</w:t>
+      </w:r>
+      <w:r>
+        <w:rPr>
+          <w:rFonts w:asciiTheme="majorHAnsi" w:hAnsiTheme="majorHAnsi"/>
+          <w:sz w:val="24"/>
+          <w:szCs w:val="36"/>
+        </w:rPr>
+        <w:t xml:space="preserve">), </w:t>
+      </w:r>
+      <w:r>
+        <w:rPr>
+          <w:rFonts w:asciiTheme="majorHAnsi" w:hAnsiTheme="majorHAnsi"/>
+          <w:b/>
+          <w:bCs/>
+          <w:sz w:val="24"/>
+          <w:szCs w:val="36"/>
+        </w:rPr>
+        <w:t xml:space="preserve">el Prestador mantendrá en exclusiva la gestión, administración y el </w:t>
+      </w:r>
+      <w:r>
+        <w:rPr>
+          <w:rFonts w:asciiTheme="majorHAnsi" w:hAnsiTheme="majorHAnsi"/>
+          <w:b/>
+          <w:bCs/>
           <w:sz w:val="24"/>
           <w:szCs w:val="36"/>
         </w:rPr>
         <w:lastRenderedPageBreak/>
-        <w:t>mantendrá la propiedad intelectual del código base o herramientas propias no exclusivas utilizadas para el desarrollo.</w:t>
-      </w:r>
-    </w:p>
-    <w:p>
-      <w:pPr>
-        <w:rPr>
-          <w:rFonts w:asciiTheme="majorHAnsi" w:hAnsiTheme="majorHAnsi"/>
-          <w:sz w:val="24"/>
-          <w:szCs w:val="36"/>
-        </w:rPr>
-      </w:pPr>
-      <w:r>
-        <w:rPr>
-          <w:rFonts w:asciiTheme="majorHAnsi" w:hAnsiTheme="majorHAnsi"/>
-          <w:sz w:val="24"/>
-          <w:szCs w:val="36"/>
-        </w:rPr>
-        <w:t>Sin embargo, para garantizar la estabilidad técnica, la seguridad de los datos de los usuarios y la correcta sincronización de la plataforma con el sistema de base de datos (</w:t>
-      </w:r>
-      <w:proofErr w:type="spellStart"/>
-      <w:r>
-        <w:rPr>
-          <w:rFonts w:asciiTheme="majorHAnsi" w:hAnsiTheme="majorHAnsi"/>
-          <w:b/>
-          <w:bCs/>
-          <w:sz w:val="24"/>
-          <w:szCs w:val="36"/>
-        </w:rPr>
-        <w:t>Supabase</w:t>
-      </w:r>
-      <w:proofErr w:type="spellEnd"/>
-      <w:r>
-        <w:rPr>
-          <w:rFonts w:asciiTheme="majorHAnsi" w:hAnsiTheme="majorHAnsi"/>
-          <w:sz w:val="24"/>
-          <w:szCs w:val="36"/>
-        </w:rPr>
-        <w:t xml:space="preserve">), </w:t>
-      </w:r>
-      <w:r>
-        <w:rPr>
-          <w:rFonts w:asciiTheme="majorHAnsi" w:hAnsiTheme="majorHAnsi"/>
-          <w:b/>
-          <w:bCs/>
-          <w:sz w:val="24"/>
-          <w:szCs w:val="36"/>
-        </w:rPr>
-        <w:t xml:space="preserve">el Prestador mantendrá en exclusiva la gestión, administración y el acceso a las credenciales técnicas, llaves de API, bases de datos y código fuente del </w:t>
-      </w:r>
-      <w:proofErr w:type="spellStart"/>
-      <w:r>
-        <w:rPr>
-          <w:rFonts w:asciiTheme="majorHAnsi" w:hAnsiTheme="majorHAnsi"/>
-          <w:b/>
-          <w:bCs/>
-          <w:sz w:val="24"/>
-          <w:szCs w:val="36"/>
-        </w:rPr>
-        <w:t>backend</w:t>
-      </w:r>
-      <w:proofErr w:type="spellEnd"/>
-      <w:r>
-        <w:rPr>
-          <w:rFonts w:asciiTheme="majorHAnsi" w:hAnsiTheme="majorHAnsi"/>
-          <w:b/>
-          <w:bCs/>
-          <w:sz w:val="24"/>
-          <w:szCs w:val="36"/>
-        </w:rPr>
-        <w:t>.</w:t>
+        <w:t>acceso a las credenciales técnicas, llaves de API, bases de datos y código fuente del backend.</w:t>
       </w:r>
     </w:p>
     <w:p>
@@ -1531,25 +1261,7 @@
           <w:sz w:val="24"/>
           <w:szCs w:val="36"/>
         </w:rPr>
-        <w:t xml:space="preserve"> reconoce que la manipulación externa o por terceros de dicha infraestructura técnica podría alterar gravemente el funcionamiento del </w:t>
-      </w:r>
-      <w:proofErr w:type="spellStart"/>
-      <w:r>
-        <w:rPr>
-          <w:rFonts w:asciiTheme="majorHAnsi" w:hAnsiTheme="majorHAnsi"/>
-          <w:sz w:val="24"/>
-          <w:szCs w:val="36"/>
-        </w:rPr>
-        <w:t>Dashboard</w:t>
-      </w:r>
-      <w:proofErr w:type="spellEnd"/>
-      <w:r>
-        <w:rPr>
-          <w:rFonts w:asciiTheme="majorHAnsi" w:hAnsiTheme="majorHAnsi"/>
-          <w:sz w:val="24"/>
-          <w:szCs w:val="36"/>
-        </w:rPr>
-        <w:t xml:space="preserve"> y la carga de cursos o retiros, eximiendo al Prestador de cualquier responsabilidad en tal caso. Cualquier entrega de credenciales o traspaso de control técnico absoluto por finalización de la relación contractual se regulará bajo los términos que ambas partes acuerden en su momento.</w:t>
+        <w:t xml:space="preserve"> reconoce que la manipulación externa o por terceros de dicha infraestructura técnica podría alterar gravemente el funcionamiento del Dashboard y la carga de cursos o retiros, eximiendo al Prestador de cualquier responsabilidad en tal caso. Cualquier entrega de credenciales o traspaso de control técnico absoluto por finalización de la relación contractual se regulará bajo los términos que ambas partes acuerden en su momento.</w:t>
       </w:r>
     </w:p>
     <w:p>
@@ -1613,25 +1325,7 @@
           <w:sz w:val="24"/>
           <w:szCs w:val="36"/>
         </w:rPr>
-        <w:t xml:space="preserve">Asimismo, el tratamiento de los datos personales de los usuarios finales que se almacenen en el </w:t>
-      </w:r>
-      <w:proofErr w:type="spellStart"/>
-      <w:r>
-        <w:rPr>
-          <w:rFonts w:asciiTheme="majorHAnsi" w:hAnsiTheme="majorHAnsi"/>
-          <w:sz w:val="24"/>
-          <w:szCs w:val="36"/>
-        </w:rPr>
-        <w:t>Dashboard</w:t>
-      </w:r>
-      <w:proofErr w:type="spellEnd"/>
-      <w:r>
-        <w:rPr>
-          <w:rFonts w:asciiTheme="majorHAnsi" w:hAnsiTheme="majorHAnsi"/>
-          <w:sz w:val="24"/>
-          <w:szCs w:val="36"/>
-        </w:rPr>
-        <w:t xml:space="preserve"> o la base de datos cumplirá escrupulosamente con el RGPD y la normativa española vigente. El Prestador actuará como "Encargado del Tratamiento" siguiendo las instrucciones de la </w:t>
+        <w:t xml:space="preserve">Asimismo, el tratamiento de los datos personales de los usuarios finales que se almacenen en el Dashboard o la base de datos cumplirá escrupulosamente con el RGPD y la normativa española vigente. El Prestador actuará como "Encargado del Tratamiento" siguiendo las instrucciones de la </w:t>
       </w:r>
       <w:r>
         <w:rPr>
@@ -1694,25 +1388,7 @@
           <w:sz w:val="24"/>
           <w:szCs w:val="36"/>
         </w:rPr>
-        <w:t xml:space="preserve">Cualquier cambio, ampliación o nueva funcionalidad en la web o el </w:t>
-      </w:r>
-      <w:proofErr w:type="spellStart"/>
-      <w:r>
-        <w:rPr>
-          <w:rFonts w:asciiTheme="majorHAnsi" w:hAnsiTheme="majorHAnsi"/>
-          <w:sz w:val="24"/>
-          <w:szCs w:val="36"/>
-        </w:rPr>
-        <w:t>dashboard</w:t>
-      </w:r>
-      <w:proofErr w:type="spellEnd"/>
-      <w:r>
-        <w:rPr>
-          <w:rFonts w:asciiTheme="majorHAnsi" w:hAnsiTheme="majorHAnsi"/>
-          <w:sz w:val="24"/>
-          <w:szCs w:val="36"/>
-        </w:rPr>
-        <w:t xml:space="preserve"> que no esté contemplada explícitamente en la firma de este contrato (tales como nuevos módulos de gestión, integraciones no acordadas originalmente o cambios estructurales en la base de datos) requerirá un presupuesto adicional e independiente por escrito.</w:t>
+        <w:t>Cualquier cambio, ampliación o nueva funcionalidad en la web o el dashboard que no esté contemplada explícitamente en la firma de este contrato (tales como nuevos módulos de gestión, integraciones no acordadas originalmente o cambios estructurales en la base de datos) requerirá un presupuesto adicional e independiente por escrito.</w:t>
       </w:r>
     </w:p>
     <w:p>
@@ -1822,7 +1498,6 @@
                 <w:b/>
                 <w:bCs/>
               </w:rPr>
-              <w:lastRenderedPageBreak/>
               <w:t>El Prestador</w:t>
             </w:r>
           </w:p>
@@ -1955,19 +1630,11 @@
                 <w:rFonts w:asciiTheme="majorHAnsi" w:hAnsiTheme="majorHAnsi"/>
               </w:rPr>
             </w:pPr>
-            <w:proofErr w:type="spellStart"/>
             <w:r>
               <w:rPr>
                 <w:rFonts w:asciiTheme="majorHAnsi" w:hAnsiTheme="majorHAnsi"/>
               </w:rPr>
-              <w:t>Fdo</w:t>
-            </w:r>
-            <w:proofErr w:type="spellEnd"/>
-            <w:r>
-              <w:rPr>
-                <w:rFonts w:asciiTheme="majorHAnsi" w:hAnsiTheme="majorHAnsi"/>
-              </w:rPr>
-              <w:t xml:space="preserve">: </w:t>
+              <w:t xml:space="preserve">Fdo: </w:t>
             </w:r>
             <w:r>
               <w:rPr>
@@ -2003,19 +1670,11 @@
                 <w:rFonts w:asciiTheme="majorHAnsi" w:hAnsiTheme="majorHAnsi"/>
               </w:rPr>
             </w:pPr>
-            <w:proofErr w:type="spellStart"/>
             <w:r>
               <w:rPr>
                 <w:rFonts w:asciiTheme="majorHAnsi" w:hAnsiTheme="majorHAnsi"/>
               </w:rPr>
-              <w:t>Fdo</w:t>
-            </w:r>
-            <w:proofErr w:type="spellEnd"/>
-            <w:r>
-              <w:rPr>
-                <w:rFonts w:asciiTheme="majorHAnsi" w:hAnsiTheme="majorHAnsi"/>
-              </w:rPr>
-              <w:t xml:space="preserve">: </w:t>
+              <w:t xml:space="preserve">Fdo: </w:t>
             </w:r>
             <w:r>
               <w:rPr>
